--- a/public/files/CERTIFICATION-OF-DEATH.docx
+++ b/public/files/CERTIFICATION-OF-DEATH.docx
@@ -5,6 +5,7 @@
     <w:p>
       <w:pPr>
         <w:pStyle w:val="NormalWeb"/>
+        <w:spacing w:before="100" w:after="100"/>
         <w:jc w:val="center"/>
         <w:rPr>
           <w:rFonts w:ascii="Arial" w:hAnsi="Arial" w:cs="Arial"/>
@@ -16,10 +17,10 @@
           <w:noProof/>
         </w:rPr>
         <w:drawing>
-          <wp:anchor distT="0" distB="0" distL="114300" distR="114300" simplePos="0" relativeHeight="251658752" behindDoc="1" locked="0" layoutInCell="1" allowOverlap="1" wp14:anchorId="608F1C77" wp14:editId="1A526FEA">
+          <wp:anchor distT="0" distB="0" distL="114300" distR="114300" simplePos="0" relativeHeight="251658752" behindDoc="1" locked="0" layoutInCell="1" allowOverlap="1" wp14:anchorId="608F1C77" wp14:editId="33C44D7A">
             <wp:simplePos x="0" y="0"/>
             <wp:positionH relativeFrom="column">
-              <wp:posOffset>4349115</wp:posOffset>
+              <wp:posOffset>4444365</wp:posOffset>
             </wp:positionH>
             <wp:positionV relativeFrom="paragraph">
               <wp:posOffset>-46990</wp:posOffset>
@@ -160,6 +161,7 @@
     <w:p>
       <w:pPr>
         <w:pStyle w:val="NormalWeb"/>
+        <w:spacing w:before="100" w:after="100"/>
         <w:jc w:val="center"/>
         <w:rPr>
           <w:rFonts w:ascii="Arial" w:hAnsi="Arial" w:cs="Arial"/>
@@ -246,7 +248,7 @@
           </mc:Choice>
           <mc:Fallback>
             <w:pict>
-              <v:line w14:anchorId="78B6522E" id="Straight Connector 3" o:spid="_x0000_s1026" style="position:absolute;z-index:251656704;visibility:visible;mso-wrap-style:square;mso-wrap-distance-left:9pt;mso-wrap-distance-top:0;mso-wrap-distance-right:9pt;mso-wrap-distance-bottom:0;mso-position-horizontal:absolute;mso-position-horizontal-relative:text;mso-position-vertical:absolute;mso-position-vertical-relative:text" from="-86.7pt,4.8pt" to="508.05pt,4.8pt" o:gfxdata="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" strokecolor="black [3213]" strokeweight="1.5pt">
+              <v:line w14:anchorId="4F873289" id="Straight Connector 3" o:spid="_x0000_s1026" style="position:absolute;z-index:251656704;visibility:visible;mso-wrap-style:square;mso-wrap-distance-left:9pt;mso-wrap-distance-top:0;mso-wrap-distance-right:9pt;mso-wrap-distance-bottom:0;mso-position-horizontal:absolute;mso-position-horizontal-relative:text;mso-position-vertical:absolute;mso-position-vertical-relative:text" from="-86.7pt,4.8pt" to="508.05pt,4.8pt" o:gfxdata="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" strokecolor="black [3213]" strokeweight="1.5pt">
                 <v:stroke joinstyle="miter"/>
               </v:line>
             </w:pict>
@@ -850,7 +852,7 @@
       </w:r>
     </w:p>
     <w:sectPr>
-      <w:pgSz w:w="11906" w:h="16838"/>
+      <w:pgSz w:w="12240" w:h="20160" w:code="5"/>
       <w:pgMar w:top="1440" w:right="1800" w:bottom="1440" w:left="1800" w:header="720" w:footer="720" w:gutter="0"/>
       <w:cols w:space="720"/>
       <w:docGrid w:linePitch="360"/>

--- a/public/files/CERTIFICATION-OF-DEATH.docx
+++ b/public/files/CERTIFICATION-OF-DEATH.docx
@@ -17,7 +17,7 @@
           <w:noProof/>
         </w:rPr>
         <w:drawing>
-          <wp:anchor distT="0" distB="0" distL="114300" distR="114300" simplePos="0" relativeHeight="251658752" behindDoc="1" locked="0" layoutInCell="1" allowOverlap="1" wp14:anchorId="608F1C77" wp14:editId="33C44D7A">
+          <wp:anchor distT="0" distB="0" distL="114300" distR="114300" simplePos="0" relativeHeight="251656192" behindDoc="1" locked="0" layoutInCell="1" allowOverlap="1" wp14:anchorId="608F1C77" wp14:editId="76C06F6A">
             <wp:simplePos x="0" y="0"/>
             <wp:positionH relativeFrom="column">
               <wp:posOffset>4444365</wp:posOffset>
@@ -72,7 +72,7 @@
           <w:noProof/>
         </w:rPr>
         <w:drawing>
-          <wp:anchor distT="0" distB="0" distL="114300" distR="114300" simplePos="0" relativeHeight="251657728" behindDoc="1" locked="0" layoutInCell="1" allowOverlap="1" wp14:anchorId="6470B713" wp14:editId="532C2F3D">
+          <wp:anchor distT="0" distB="0" distL="114300" distR="114300" simplePos="0" relativeHeight="251654144" behindDoc="1" locked="0" layoutInCell="1" allowOverlap="1" wp14:anchorId="6470B713" wp14:editId="532C2F3D">
             <wp:simplePos x="0" y="0"/>
             <wp:positionH relativeFrom="column">
               <wp:posOffset>57150</wp:posOffset>
@@ -194,7 +194,7 @@
         <mc:AlternateContent>
           <mc:Choice Requires="wps">
             <w:drawing>
-              <wp:anchor distT="0" distB="0" distL="114300" distR="114300" simplePos="0" relativeHeight="251656704" behindDoc="0" locked="0" layoutInCell="1" allowOverlap="1" wp14:anchorId="611D211B" wp14:editId="40157F09">
+              <wp:anchor distT="0" distB="0" distL="114300" distR="114300" simplePos="0" relativeHeight="251652096" behindDoc="0" locked="0" layoutInCell="1" allowOverlap="1" wp14:anchorId="611D211B" wp14:editId="2C3D4B02">
                 <wp:simplePos x="0" y="0"/>
                 <wp:positionH relativeFrom="column">
                   <wp:posOffset>-1101090</wp:posOffset>
@@ -248,7 +248,7 @@
           </mc:Choice>
           <mc:Fallback>
             <w:pict>
-              <v:line w14:anchorId="4F873289" id="Straight Connector 3" o:spid="_x0000_s1026" style="position:absolute;z-index:251656704;visibility:visible;mso-wrap-style:square;mso-wrap-distance-left:9pt;mso-wrap-distance-top:0;mso-wrap-distance-right:9pt;mso-wrap-distance-bottom:0;mso-position-horizontal:absolute;mso-position-horizontal-relative:text;mso-position-vertical:absolute;mso-position-vertical-relative:text" from="-86.7pt,4.8pt" to="508.05pt,4.8pt" o:gfxdata="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" strokecolor="black [3213]" strokeweight="1.5pt">
+              <v:line w14:anchorId="5FC32619" id="Straight Connector 3" o:spid="_x0000_s1026" style="position:absolute;z-index:251652096;visibility:visible;mso-wrap-style:square;mso-wrap-distance-left:9pt;mso-wrap-distance-top:0;mso-wrap-distance-right:9pt;mso-wrap-distance-bottom:0;mso-position-horizontal:absolute;mso-position-horizontal-relative:text;mso-position-vertical:absolute;mso-position-vertical-relative:text" from="-86.7pt,4.8pt" to="508.05pt,4.8pt" o:gfxdata="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" strokecolor="black [3213]" strokeweight="1.5pt">
                 <v:stroke joinstyle="miter"/>
               </v:line>
             </w:pict>
@@ -669,6 +669,7 @@
         </w:rPr>
         <w:t xml:space="preserve"> day of </w:t>
       </w:r>
+      <w:proofErr w:type="gramStart"/>
       <w:r>
         <w:rPr>
           <w:rFonts w:ascii="Arial" w:hAnsi="Arial" w:cs="Arial"/>
@@ -678,7 +679,19 @@
           <w:szCs w:val="22"/>
           <w:u w:val="single"/>
         </w:rPr>
-        <w:t xml:space="preserve">MAY, 2025 </w:t>
+        <w:t>MAY,</w:t>
+      </w:r>
+      <w:proofErr w:type="gramEnd"/>
+      <w:r>
+        <w:rPr>
+          <w:rFonts w:ascii="Arial" w:hAnsi="Arial" w:cs="Arial"/>
+          <w:b/>
+          <w:bCs/>
+          <w:sz w:val="22"/>
+          <w:szCs w:val="22"/>
+          <w:u w:val="single"/>
+        </w:rPr>
+        <w:t xml:space="preserve"> 2025 </w:t>
       </w:r>
       <w:r>
         <w:rPr>
@@ -742,6 +755,188 @@
           <w:szCs w:val="22"/>
         </w:rPr>
       </w:pPr>
+      <w:r>
+        <w:rPr>
+          <w:noProof/>
+        </w:rPr>
+        <mc:AlternateContent>
+          <mc:Choice Requires="wps">
+            <w:drawing>
+              <wp:anchor distT="45720" distB="45720" distL="114300" distR="114300" simplePos="0" relativeHeight="251663360" behindDoc="0" locked="0" layoutInCell="1" allowOverlap="1" wp14:anchorId="7C01D29F" wp14:editId="767B8898">
+                <wp:simplePos x="0" y="0"/>
+                <wp:positionH relativeFrom="column">
+                  <wp:posOffset>171450</wp:posOffset>
+                </wp:positionH>
+                <wp:positionV relativeFrom="paragraph">
+                  <wp:posOffset>94615</wp:posOffset>
+                </wp:positionV>
+                <wp:extent cx="1257300" cy="292100"/>
+                <wp:effectExtent l="0" t="0" r="0" b="0"/>
+                <wp:wrapNone/>
+                <wp:docPr id="222240230" name="Text Box 2"/>
+                <wp:cNvGraphicFramePr>
+                  <a:graphicFrameLocks xmlns:a="http://schemas.openxmlformats.org/drawingml/2006/main"/>
+                </wp:cNvGraphicFramePr>
+                <a:graphic xmlns:a="http://schemas.openxmlformats.org/drawingml/2006/main">
+                  <a:graphicData uri="http://schemas.microsoft.com/office/word/2010/wordprocessingShape">
+                    <wps:wsp>
+                      <wps:cNvSpPr txBox="1">
+                        <a:spLocks noChangeArrowheads="1"/>
+                      </wps:cNvSpPr>
+                      <wps:spPr bwMode="auto">
+                        <a:xfrm>
+                          <a:off x="0" y="0"/>
+                          <a:ext cx="1257300" cy="292100"/>
+                        </a:xfrm>
+                        <a:prstGeom prst="rect">
+                          <a:avLst/>
+                        </a:prstGeom>
+                        <a:noFill/>
+                        <a:ln w="9525">
+                          <a:noFill/>
+                          <a:miter lim="800000"/>
+                        </a:ln>
+                      </wps:spPr>
+                      <wps:txbx>
+                        <w:txbxContent>
+                          <w:p>
+                            <w:r>
+                              <w:t>{%SIGNATURE_1}</w:t>
+                            </w:r>
+                          </w:p>
+                        </w:txbxContent>
+                      </wps:txbx>
+                      <wps:bodyPr rot="0" vert="horz" wrap="square" lIns="91440" tIns="45720" rIns="91440" bIns="45720" anchor="t" anchorCtr="0">
+                        <a:noAutofit/>
+                      </wps:bodyPr>
+                    </wps:wsp>
+                  </a:graphicData>
+                </a:graphic>
+                <wp14:sizeRelH relativeFrom="margin">
+                  <wp14:pctWidth>0</wp14:pctWidth>
+                </wp14:sizeRelH>
+                <wp14:sizeRelV relativeFrom="page">
+                  <wp14:pctHeight>0</wp14:pctHeight>
+                </wp14:sizeRelV>
+              </wp:anchor>
+            </w:drawing>
+          </mc:Choice>
+          <mc:Fallback>
+            <w:pict>
+              <v:shapetype w14:anchorId="7C01D29F" id="_x0000_t202" coordsize="21600,21600" o:spt="202" path="m,l,21600r21600,l21600,xe">
+                <v:stroke joinstyle="miter"/>
+                <v:path gradientshapeok="t" o:connecttype="rect"/>
+              </v:shapetype>
+              <v:shape id="Text Box 2" o:spid="_x0000_s1026" type="#_x0000_t202" style="position:absolute;margin-left:13.5pt;margin-top:7.45pt;width:99pt;height:23pt;z-index:251663360;visibility:visible;mso-wrap-style:square;mso-width-percent:0;mso-height-percent:0;mso-wrap-distance-left:9pt;mso-wrap-distance-top:3.6pt;mso-wrap-distance-right:9pt;mso-wrap-distance-bottom:3.6pt;mso-position-horizontal:absolute;mso-position-horizontal-relative:text;mso-position-vertical:absolute;mso-position-vertical-relative:text;mso-width-percent:0;mso-height-percent:0;mso-width-relative:margin;mso-height-relative:page;v-text-anchor:top" o:gfxdata="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" filled="f" stroked="f">
+                <v:textbox>
+                  <w:txbxContent>
+                    <w:p>
+                      <w:r>
+                        <w:t>{%SIGNATURE_1}</w:t>
+                      </w:r>
+                    </w:p>
+                  </w:txbxContent>
+                </v:textbox>
+              </v:shape>
+            </w:pict>
+          </mc:Fallback>
+        </mc:AlternateContent>
+      </w:r>
+      <w:r>
+        <w:rPr>
+          <w:noProof/>
+        </w:rPr>
+        <mc:AlternateContent>
+          <mc:Choice Requires="wps">
+            <w:drawing>
+              <wp:anchor distT="45720" distB="45720" distL="114300" distR="114300" simplePos="0" relativeHeight="251661312" behindDoc="0" locked="0" layoutInCell="1" allowOverlap="1" wp14:anchorId="66176750" wp14:editId="3CF02889">
+                <wp:simplePos x="0" y="0"/>
+                <wp:positionH relativeFrom="column">
+                  <wp:posOffset>3498850</wp:posOffset>
+                </wp:positionH>
+                <wp:positionV relativeFrom="paragraph">
+                  <wp:posOffset>94615</wp:posOffset>
+                </wp:positionV>
+                <wp:extent cx="1257300" cy="292100"/>
+                <wp:effectExtent l="0" t="0" r="0" b="0"/>
+                <wp:wrapNone/>
+                <wp:docPr id="875432598" name="Text Box 2"/>
+                <wp:cNvGraphicFramePr>
+                  <a:graphicFrameLocks xmlns:a="http://schemas.openxmlformats.org/drawingml/2006/main"/>
+                </wp:cNvGraphicFramePr>
+                <a:graphic xmlns:a="http://schemas.openxmlformats.org/drawingml/2006/main">
+                  <a:graphicData uri="http://schemas.microsoft.com/office/word/2010/wordprocessingShape">
+                    <wps:wsp>
+                      <wps:cNvSpPr txBox="1">
+                        <a:spLocks noChangeArrowheads="1"/>
+                      </wps:cNvSpPr>
+                      <wps:spPr bwMode="auto">
+                        <a:xfrm>
+                          <a:off x="0" y="0"/>
+                          <a:ext cx="1257300" cy="292100"/>
+                        </a:xfrm>
+                        <a:prstGeom prst="rect">
+                          <a:avLst/>
+                        </a:prstGeom>
+                        <a:noFill/>
+                        <a:ln w="9525">
+                          <a:noFill/>
+                          <a:miter lim="800000"/>
+                        </a:ln>
+                      </wps:spPr>
+                      <wps:txbx>
+                        <w:txbxContent>
+                          <w:p>
+                            <w:r>
+                              <w:t>{%SIGNATURE_</w:t>
+                            </w:r>
+                            <w:r>
+                              <w:t>2</w:t>
+                            </w:r>
+                            <w:r>
+                              <w:t>}</w:t>
+                            </w:r>
+                          </w:p>
+                        </w:txbxContent>
+                      </wps:txbx>
+                      <wps:bodyPr rot="0" vert="horz" wrap="square" lIns="91440" tIns="45720" rIns="91440" bIns="45720" anchor="t" anchorCtr="0">
+                        <a:noAutofit/>
+                      </wps:bodyPr>
+                    </wps:wsp>
+                  </a:graphicData>
+                </a:graphic>
+                <wp14:sizeRelH relativeFrom="margin">
+                  <wp14:pctWidth>0</wp14:pctWidth>
+                </wp14:sizeRelH>
+                <wp14:sizeRelV relativeFrom="page">
+                  <wp14:pctHeight>0</wp14:pctHeight>
+                </wp14:sizeRelV>
+              </wp:anchor>
+            </w:drawing>
+          </mc:Choice>
+          <mc:Fallback>
+            <w:pict>
+              <v:shape w14:anchorId="66176750" id="_x0000_s1027" type="#_x0000_t202" style="position:absolute;margin-left:275.5pt;margin-top:7.45pt;width:99pt;height:23pt;z-index:251661312;visibility:visible;mso-wrap-style:square;mso-width-percent:0;mso-height-percent:0;mso-wrap-distance-left:9pt;mso-wrap-distance-top:3.6pt;mso-wrap-distance-right:9pt;mso-wrap-distance-bottom:3.6pt;mso-position-horizontal:absolute;mso-position-horizontal-relative:text;mso-position-vertical:absolute;mso-position-vertical-relative:text;mso-width-percent:0;mso-height-percent:0;mso-width-relative:margin;mso-height-relative:page;v-text-anchor:top" o:gfxdata="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" filled="f" stroked="f">
+                <v:textbox>
+                  <w:txbxContent>
+                    <w:p>
+                      <w:r>
+                        <w:t>{%SIGNATURE_</w:t>
+                      </w:r>
+                      <w:r>
+                        <w:t>2</w:t>
+                      </w:r>
+                      <w:r>
+                        <w:t>}</w:t>
+                      </w:r>
+                    </w:p>
+                  </w:txbxContent>
+                </v:textbox>
+              </v:shape>
+            </w:pict>
+          </mc:Fallback>
+        </mc:AlternateContent>
+      </w:r>
     </w:p>
     <w:p>
       <w:pPr>

--- a/public/files/CERTIFICATION-OF-DEATH.docx
+++ b/public/files/CERTIFICATION-OF-DEATH.docx
@@ -17,7 +17,7 @@
           <w:noProof/>
         </w:rPr>
         <w:drawing>
-          <wp:anchor distT="0" distB="0" distL="114300" distR="114300" simplePos="0" relativeHeight="251656192" behindDoc="1" locked="0" layoutInCell="1" allowOverlap="1" wp14:anchorId="608F1C77" wp14:editId="76C06F6A">
+          <wp:anchor distT="0" distB="0" distL="114300" distR="114300" simplePos="0" relativeHeight="251642368" behindDoc="1" locked="0" layoutInCell="1" allowOverlap="1" wp14:anchorId="608F1C77" wp14:editId="272124E8">
             <wp:simplePos x="0" y="0"/>
             <wp:positionH relativeFrom="column">
               <wp:posOffset>4444365</wp:posOffset>
@@ -72,7 +72,7 @@
           <w:noProof/>
         </w:rPr>
         <w:drawing>
-          <wp:anchor distT="0" distB="0" distL="114300" distR="114300" simplePos="0" relativeHeight="251654144" behindDoc="1" locked="0" layoutInCell="1" allowOverlap="1" wp14:anchorId="6470B713" wp14:editId="532C2F3D">
+          <wp:anchor distT="0" distB="0" distL="114300" distR="114300" simplePos="0" relativeHeight="251641344" behindDoc="1" locked="0" layoutInCell="1" allowOverlap="1" wp14:anchorId="6470B713" wp14:editId="532C2F3D">
             <wp:simplePos x="0" y="0"/>
             <wp:positionH relativeFrom="column">
               <wp:posOffset>57150</wp:posOffset>
@@ -194,7 +194,7 @@
         <mc:AlternateContent>
           <mc:Choice Requires="wps">
             <w:drawing>
-              <wp:anchor distT="0" distB="0" distL="114300" distR="114300" simplePos="0" relativeHeight="251652096" behindDoc="0" locked="0" layoutInCell="1" allowOverlap="1" wp14:anchorId="611D211B" wp14:editId="2C3D4B02">
+              <wp:anchor distT="0" distB="0" distL="114300" distR="114300" simplePos="0" relativeHeight="251640320" behindDoc="0" locked="0" layoutInCell="1" allowOverlap="1" wp14:anchorId="611D211B" wp14:editId="2C3D4B02">
                 <wp:simplePos x="0" y="0"/>
                 <wp:positionH relativeFrom="column">
                   <wp:posOffset>-1101090</wp:posOffset>
@@ -248,7 +248,7 @@
           </mc:Choice>
           <mc:Fallback>
             <w:pict>
-              <v:line w14:anchorId="5FC32619" id="Straight Connector 3" o:spid="_x0000_s1026" style="position:absolute;z-index:251652096;visibility:visible;mso-wrap-style:square;mso-wrap-distance-left:9pt;mso-wrap-distance-top:0;mso-wrap-distance-right:9pt;mso-wrap-distance-bottom:0;mso-position-horizontal:absolute;mso-position-horizontal-relative:text;mso-position-vertical:absolute;mso-position-vertical-relative:text" from="-86.7pt,4.8pt" to="508.05pt,4.8pt" o:gfxdata="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" strokecolor="black [3213]" strokeweight="1.5pt">
+              <v:line w14:anchorId="3751BCBE" id="Straight Connector 3" o:spid="_x0000_s1026" style="position:absolute;z-index:251640320;visibility:visible;mso-wrap-style:square;mso-wrap-distance-left:9pt;mso-wrap-distance-top:0;mso-wrap-distance-right:9pt;mso-wrap-distance-bottom:0;mso-position-horizontal:absolute;mso-position-horizontal-relative:text;mso-position-vertical:absolute;mso-position-vertical-relative:text" from="-86.7pt,4.8pt" to="508.05pt,4.8pt" o:gfxdata="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" strokecolor="black [3213]" strokeweight="1.5pt">
                 <v:stroke joinstyle="miter"/>
               </v:line>
             </w:pict>
@@ -746,197 +746,155 @@
           <w:szCs w:val="22"/>
         </w:rPr>
       </w:pPr>
-    </w:p>
-    <w:p>
-      <w:pPr>
-        <w:rPr>
-          <w:rFonts w:ascii="Arial" w:hAnsi="Arial" w:cs="Arial"/>
-          <w:sz w:val="22"/>
-          <w:szCs w:val="22"/>
-        </w:rPr>
-      </w:pPr>
-      <w:r>
-        <w:rPr>
+      <w:r>
+        <w:rPr>
+          <w:rFonts w:ascii="Arial" w:hAnsi="Arial" w:cs="Arial"/>
           <w:noProof/>
-        </w:rPr>
-        <mc:AlternateContent>
-          <mc:Choice Requires="wps">
-            <w:drawing>
-              <wp:anchor distT="45720" distB="45720" distL="114300" distR="114300" simplePos="0" relativeHeight="251663360" behindDoc="0" locked="0" layoutInCell="1" allowOverlap="1" wp14:anchorId="7C01D29F" wp14:editId="767B8898">
-                <wp:simplePos x="0" y="0"/>
-                <wp:positionH relativeFrom="column">
-                  <wp:posOffset>171450</wp:posOffset>
-                </wp:positionH>
-                <wp:positionV relativeFrom="paragraph">
-                  <wp:posOffset>94615</wp:posOffset>
-                </wp:positionV>
-                <wp:extent cx="1257300" cy="292100"/>
-                <wp:effectExtent l="0" t="0" r="0" b="0"/>
-                <wp:wrapNone/>
-                <wp:docPr id="222240230" name="Text Box 2"/>
-                <wp:cNvGraphicFramePr>
-                  <a:graphicFrameLocks xmlns:a="http://schemas.openxmlformats.org/drawingml/2006/main"/>
-                </wp:cNvGraphicFramePr>
-                <a:graphic xmlns:a="http://schemas.openxmlformats.org/drawingml/2006/main">
-                  <a:graphicData uri="http://schemas.microsoft.com/office/word/2010/wordprocessingShape">
-                    <wps:wsp>
-                      <wps:cNvSpPr txBox="1">
-                        <a:spLocks noChangeArrowheads="1"/>
-                      </wps:cNvSpPr>
-                      <wps:spPr bwMode="auto">
-                        <a:xfrm>
-                          <a:off x="0" y="0"/>
-                          <a:ext cx="1257300" cy="292100"/>
-                        </a:xfrm>
-                        <a:prstGeom prst="rect">
-                          <a:avLst/>
-                        </a:prstGeom>
-                        <a:noFill/>
-                        <a:ln w="9525">
-                          <a:noFill/>
-                          <a:miter lim="800000"/>
-                        </a:ln>
-                      </wps:spPr>
-                      <wps:txbx>
-                        <w:txbxContent>
-                          <w:p>
-                            <w:r>
-                              <w:t>{%SIGNATURE_1}</w:t>
-                            </w:r>
-                          </w:p>
-                        </w:txbxContent>
-                      </wps:txbx>
-                      <wps:bodyPr rot="0" vert="horz" wrap="square" lIns="91440" tIns="45720" rIns="91440" bIns="45720" anchor="t" anchorCtr="0">
-                        <a:noAutofit/>
-                      </wps:bodyPr>
-                    </wps:wsp>
-                  </a:graphicData>
-                </a:graphic>
-                <wp14:sizeRelH relativeFrom="margin">
-                  <wp14:pctWidth>0</wp14:pctWidth>
-                </wp14:sizeRelH>
-                <wp14:sizeRelV relativeFrom="page">
-                  <wp14:pctHeight>0</wp14:pctHeight>
-                </wp14:sizeRelV>
-              </wp:anchor>
-            </w:drawing>
-          </mc:Choice>
-          <mc:Fallback>
-            <w:pict>
-              <v:shapetype w14:anchorId="7C01D29F" id="_x0000_t202" coordsize="21600,21600" o:spt="202" path="m,l,21600r21600,l21600,xe">
-                <v:stroke joinstyle="miter"/>
-                <v:path gradientshapeok="t" o:connecttype="rect"/>
-              </v:shapetype>
-              <v:shape id="Text Box 2" o:spid="_x0000_s1026" type="#_x0000_t202" style="position:absolute;margin-left:13.5pt;margin-top:7.45pt;width:99pt;height:23pt;z-index:251663360;visibility:visible;mso-wrap-style:square;mso-width-percent:0;mso-height-percent:0;mso-wrap-distance-left:9pt;mso-wrap-distance-top:3.6pt;mso-wrap-distance-right:9pt;mso-wrap-distance-bottom:3.6pt;mso-position-horizontal:absolute;mso-position-horizontal-relative:text;mso-position-vertical:absolute;mso-position-vertical-relative:text;mso-width-percent:0;mso-height-percent:0;mso-width-relative:margin;mso-height-relative:page;v-text-anchor:top" o:gfxdata="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" filled="f" stroked="f">
-                <v:textbox>
-                  <w:txbxContent>
-                    <w:p>
-                      <w:r>
-                        <w:t>{%SIGNATURE_1}</w:t>
-                      </w:r>
-                    </w:p>
-                  </w:txbxContent>
-                </v:textbox>
-              </v:shape>
-            </w:pict>
-          </mc:Fallback>
-        </mc:AlternateContent>
-      </w:r>
-      <w:r>
-        <w:rPr>
+          <w:sz w:val="22"/>
+          <w:szCs w:val="22"/>
+        </w:rPr>
+        <w:drawing>
+          <wp:anchor distT="0" distB="0" distL="114300" distR="114300" simplePos="0" relativeHeight="251662848" behindDoc="0" locked="0" layoutInCell="1" allowOverlap="1" wp14:anchorId="6FEA2481" wp14:editId="3B6D9995">
+            <wp:simplePos x="0" y="0"/>
+            <wp:positionH relativeFrom="column">
+              <wp:posOffset>215900</wp:posOffset>
+            </wp:positionH>
+            <wp:positionV relativeFrom="page">
+              <wp:posOffset>6873240</wp:posOffset>
+            </wp:positionV>
+            <wp:extent cx="1215081" cy="561975"/>
+            <wp:effectExtent l="0" t="0" r="4445" b="0"/>
+            <wp:wrapNone/>
+            <wp:docPr id="90086342" name="Picture 4" descr="Secretary Signature"/>
+            <wp:cNvGraphicFramePr>
+              <a:graphicFrameLocks xmlns:a="http://schemas.openxmlformats.org/drawingml/2006/main" noChangeAspect="1"/>
+            </wp:cNvGraphicFramePr>
+            <a:graphic xmlns:a="http://schemas.openxmlformats.org/drawingml/2006/main">
+              <a:graphicData uri="http://schemas.openxmlformats.org/drawingml/2006/picture">
+                <pic:pic xmlns:pic="http://schemas.openxmlformats.org/drawingml/2006/picture">
+                  <pic:nvPicPr>
+                    <pic:cNvPr id="90086342" name="Picture 4" descr="Secretary Signature"/>
+                    <pic:cNvPicPr>
+                      <a:picLocks noChangeAspect="1" noChangeArrowheads="1"/>
+                    </pic:cNvPicPr>
+                  </pic:nvPicPr>
+                  <pic:blipFill>
+                    <a:blip r:embed="rId7" cstate="print">
+                      <a:extLst>
+                        <a:ext uri="{28A0092B-C50C-407E-A947-70E740481C1C}">
+                          <a14:useLocalDpi xmlns:a14="http://schemas.microsoft.com/office/drawing/2010/main" val="0"/>
+                        </a:ext>
+                      </a:extLst>
+                    </a:blip>
+                    <a:srcRect/>
+                    <a:stretch>
+                      <a:fillRect/>
+                    </a:stretch>
+                  </pic:blipFill>
+                  <pic:spPr bwMode="auto">
+                    <a:xfrm>
+                      <a:off x="0" y="0"/>
+                      <a:ext cx="1215081" cy="561975"/>
+                    </a:xfrm>
+                    <a:prstGeom prst="rect">
+                      <a:avLst/>
+                    </a:prstGeom>
+                    <a:noFill/>
+                    <a:ln>
+                      <a:noFill/>
+                    </a:ln>
+                  </pic:spPr>
+                </pic:pic>
+              </a:graphicData>
+            </a:graphic>
+            <wp14:sizeRelH relativeFrom="page">
+              <wp14:pctWidth>0</wp14:pctWidth>
+            </wp14:sizeRelH>
+            <wp14:sizeRelV relativeFrom="page">
+              <wp14:pctHeight>0</wp14:pctHeight>
+            </wp14:sizeRelV>
+          </wp:anchor>
+        </w:drawing>
+      </w:r>
+      <w:r>
+        <w:rPr>
+          <w:rFonts w:ascii="Arial" w:hAnsi="Arial" w:cs="Arial"/>
           <w:noProof/>
-        </w:rPr>
-        <mc:AlternateContent>
-          <mc:Choice Requires="wps">
-            <w:drawing>
-              <wp:anchor distT="45720" distB="45720" distL="114300" distR="114300" simplePos="0" relativeHeight="251661312" behindDoc="0" locked="0" layoutInCell="1" allowOverlap="1" wp14:anchorId="66176750" wp14:editId="3CF02889">
-                <wp:simplePos x="0" y="0"/>
-                <wp:positionH relativeFrom="column">
-                  <wp:posOffset>3498850</wp:posOffset>
-                </wp:positionH>
-                <wp:positionV relativeFrom="paragraph">
-                  <wp:posOffset>94615</wp:posOffset>
-                </wp:positionV>
-                <wp:extent cx="1257300" cy="292100"/>
-                <wp:effectExtent l="0" t="0" r="0" b="0"/>
-                <wp:wrapNone/>
-                <wp:docPr id="875432598" name="Text Box 2"/>
-                <wp:cNvGraphicFramePr>
-                  <a:graphicFrameLocks xmlns:a="http://schemas.openxmlformats.org/drawingml/2006/main"/>
-                </wp:cNvGraphicFramePr>
-                <a:graphic xmlns:a="http://schemas.openxmlformats.org/drawingml/2006/main">
-                  <a:graphicData uri="http://schemas.microsoft.com/office/word/2010/wordprocessingShape">
-                    <wps:wsp>
-                      <wps:cNvSpPr txBox="1">
-                        <a:spLocks noChangeArrowheads="1"/>
-                      </wps:cNvSpPr>
-                      <wps:spPr bwMode="auto">
-                        <a:xfrm>
-                          <a:off x="0" y="0"/>
-                          <a:ext cx="1257300" cy="292100"/>
-                        </a:xfrm>
-                        <a:prstGeom prst="rect">
-                          <a:avLst/>
-                        </a:prstGeom>
-                        <a:noFill/>
-                        <a:ln w="9525">
-                          <a:noFill/>
-                          <a:miter lim="800000"/>
-                        </a:ln>
-                      </wps:spPr>
-                      <wps:txbx>
-                        <w:txbxContent>
-                          <w:p>
-                            <w:r>
-                              <w:t>{%SIGNATURE_</w:t>
-                            </w:r>
-                            <w:r>
-                              <w:t>2</w:t>
-                            </w:r>
-                            <w:r>
-                              <w:t>}</w:t>
-                            </w:r>
-                          </w:p>
-                        </w:txbxContent>
-                      </wps:txbx>
-                      <wps:bodyPr rot="0" vert="horz" wrap="square" lIns="91440" tIns="45720" rIns="91440" bIns="45720" anchor="t" anchorCtr="0">
-                        <a:noAutofit/>
-                      </wps:bodyPr>
-                    </wps:wsp>
-                  </a:graphicData>
-                </a:graphic>
-                <wp14:sizeRelH relativeFrom="margin">
-                  <wp14:pctWidth>0</wp14:pctWidth>
-                </wp14:sizeRelH>
-                <wp14:sizeRelV relativeFrom="page">
-                  <wp14:pctHeight>0</wp14:pctHeight>
-                </wp14:sizeRelV>
-              </wp:anchor>
-            </w:drawing>
-          </mc:Choice>
-          <mc:Fallback>
-            <w:pict>
-              <v:shape w14:anchorId="66176750" id="_x0000_s1027" type="#_x0000_t202" style="position:absolute;margin-left:275.5pt;margin-top:7.45pt;width:99pt;height:23pt;z-index:251661312;visibility:visible;mso-wrap-style:square;mso-width-percent:0;mso-height-percent:0;mso-wrap-distance-left:9pt;mso-wrap-distance-top:3.6pt;mso-wrap-distance-right:9pt;mso-wrap-distance-bottom:3.6pt;mso-position-horizontal:absolute;mso-position-horizontal-relative:text;mso-position-vertical:absolute;mso-position-vertical-relative:text;mso-width-percent:0;mso-height-percent:0;mso-width-relative:margin;mso-height-relative:page;v-text-anchor:top" o:gfxdata="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" filled="f" stroked="f">
-                <v:textbox>
-                  <w:txbxContent>
-                    <w:p>
-                      <w:r>
-                        <w:t>{%SIGNATURE_</w:t>
-                      </w:r>
-                      <w:r>
-                        <w:t>2</w:t>
-                      </w:r>
-                      <w:r>
-                        <w:t>}</w:t>
-                      </w:r>
-                    </w:p>
-                  </w:txbxContent>
-                </v:textbox>
-              </v:shape>
-            </w:pict>
-          </mc:Fallback>
-        </mc:AlternateContent>
-      </w:r>
+          <w:sz w:val="22"/>
+          <w:szCs w:val="22"/>
+        </w:rPr>
+        <w:drawing>
+          <wp:anchor distT="0" distB="0" distL="114300" distR="114300" simplePos="0" relativeHeight="251675136" behindDoc="0" locked="0" layoutInCell="1" allowOverlap="1" wp14:anchorId="7451F9E1" wp14:editId="03B613C8">
+            <wp:simplePos x="0" y="0"/>
+            <wp:positionH relativeFrom="column">
+              <wp:posOffset>3444240</wp:posOffset>
+            </wp:positionH>
+            <wp:positionV relativeFrom="page">
+              <wp:posOffset>6901180</wp:posOffset>
+            </wp:positionV>
+            <wp:extent cx="1257300" cy="581025"/>
+            <wp:effectExtent l="0" t="0" r="0" b="9525"/>
+            <wp:wrapNone/>
+            <wp:docPr id="146201107" name="Picture 5" descr="Captain Signature"/>
+            <wp:cNvGraphicFramePr>
+              <a:graphicFrameLocks xmlns:a="http://schemas.openxmlformats.org/drawingml/2006/main" noChangeAspect="1"/>
+            </wp:cNvGraphicFramePr>
+            <a:graphic xmlns:a="http://schemas.openxmlformats.org/drawingml/2006/main">
+              <a:graphicData uri="http://schemas.openxmlformats.org/drawingml/2006/picture">
+                <pic:pic xmlns:pic="http://schemas.openxmlformats.org/drawingml/2006/picture">
+                  <pic:nvPicPr>
+                    <pic:cNvPr id="146201107" name="Picture 5" descr="Captain Signature"/>
+                    <pic:cNvPicPr>
+                      <a:picLocks noChangeAspect="1" noChangeArrowheads="1"/>
+                    </pic:cNvPicPr>
+                  </pic:nvPicPr>
+                  <pic:blipFill>
+                    <a:blip r:embed="rId7" cstate="print">
+                      <a:extLst>
+                        <a:ext uri="{28A0092B-C50C-407E-A947-70E740481C1C}">
+                          <a14:useLocalDpi xmlns:a14="http://schemas.microsoft.com/office/drawing/2010/main" val="0"/>
+                        </a:ext>
+                      </a:extLst>
+                    </a:blip>
+                    <a:srcRect/>
+                    <a:stretch>
+                      <a:fillRect/>
+                    </a:stretch>
+                  </pic:blipFill>
+                  <pic:spPr bwMode="auto">
+                    <a:xfrm>
+                      <a:off x="0" y="0"/>
+                      <a:ext cx="1257300" cy="581025"/>
+                    </a:xfrm>
+                    <a:prstGeom prst="rect">
+                      <a:avLst/>
+                    </a:prstGeom>
+                    <a:noFill/>
+                    <a:ln>
+                      <a:noFill/>
+                    </a:ln>
+                  </pic:spPr>
+                </pic:pic>
+              </a:graphicData>
+            </a:graphic>
+            <wp14:sizeRelH relativeFrom="page">
+              <wp14:pctWidth>0</wp14:pctWidth>
+            </wp14:sizeRelH>
+            <wp14:sizeRelV relativeFrom="page">
+              <wp14:pctHeight>0</wp14:pctHeight>
+            </wp14:sizeRelV>
+          </wp:anchor>
+        </w:drawing>
+      </w:r>
+    </w:p>
+    <w:p>
+      <w:pPr>
+        <w:rPr>
+          <w:rFonts w:ascii="Arial" w:hAnsi="Arial" w:cs="Arial"/>
+          <w:sz w:val="22"/>
+          <w:szCs w:val="22"/>
+        </w:rPr>
+      </w:pPr>
     </w:p>
     <w:p>
       <w:pPr>
@@ -999,7 +957,7 @@
                     <pic:cNvPicPr/>
                   </pic:nvPicPr>
                   <pic:blipFill>
-                    <a:blip r:embed="rId7" cstate="print">
+                    <a:blip r:embed="rId8" cstate="print">
                       <a:extLst>
                         <a:ext uri="{28A0092B-C50C-407E-A947-70E740481C1C}">
                           <a14:useLocalDpi xmlns:a14="http://schemas.microsoft.com/office/drawing/2010/main" val="0"/>

--- a/public/files/CERTIFICATION-OF-DEATH.docx
+++ b/public/files/CERTIFICATION-OF-DEATH.docx
@@ -248,7 +248,7 @@
           </mc:Choice>
           <mc:Fallback>
             <w:pict>
-              <v:line w14:anchorId="3751BCBE" id="Straight Connector 3" o:spid="_x0000_s1026" style="position:absolute;z-index:251640320;visibility:visible;mso-wrap-style:square;mso-wrap-distance-left:9pt;mso-wrap-distance-top:0;mso-wrap-distance-right:9pt;mso-wrap-distance-bottom:0;mso-position-horizontal:absolute;mso-position-horizontal-relative:text;mso-position-vertical:absolute;mso-position-vertical-relative:text" from="-86.7pt,4.8pt" to="508.05pt,4.8pt" o:gfxdata="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" strokecolor="black [3213]" strokeweight="1.5pt">
+              <v:line w14:anchorId="4D6466B4" id="Straight Connector 3" o:spid="_x0000_s1026" style="position:absolute;z-index:251640320;visibility:visible;mso-wrap-style:square;mso-wrap-distance-left:9pt;mso-wrap-distance-top:0;mso-wrap-distance-right:9pt;mso-wrap-distance-bottom:0;mso-position-horizontal:absolute;mso-position-horizontal-relative:text;mso-position-vertical:absolute;mso-position-vertical-relative:text" from="-86.7pt,4.8pt" to="508.05pt,4.8pt" o:gfxdata="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" strokecolor="black [3213]" strokeweight="1.5pt">
                 <v:stroke joinstyle="miter"/>
               </v:line>
             </w:pict>
@@ -401,57 +401,92 @@
           <w:szCs w:val="22"/>
           <w:u w:val="single"/>
         </w:rPr>
-        <w:t xml:space="preserve">ERNESTO </w:t>
-      </w:r>
-      <w:proofErr w:type="gramStart"/>
-      <w:r>
-        <w:rPr>
-          <w:rFonts w:ascii="Arial" w:hAnsi="Arial" w:cs="Arial"/>
-          <w:b/>
-          <w:bCs/>
-          <w:sz w:val="22"/>
-          <w:szCs w:val="22"/>
-          <w:u w:val="single"/>
-        </w:rPr>
-        <w:t>VALENZUELA ,</w:t>
-      </w:r>
-      <w:proofErr w:type="gramEnd"/>
-      <w:r>
-        <w:rPr>
-          <w:rFonts w:ascii="Arial" w:hAnsi="Arial" w:cs="Arial"/>
-          <w:b/>
-          <w:bCs/>
-          <w:sz w:val="22"/>
-          <w:szCs w:val="22"/>
-          <w:u w:val="single"/>
-        </w:rPr>
-        <w:t xml:space="preserve"> 72 </w:t>
-      </w:r>
-      <w:r>
-        <w:rPr>
-          <w:rFonts w:ascii="Arial" w:hAnsi="Arial" w:cs="Arial"/>
-          <w:sz w:val="22"/>
-          <w:szCs w:val="22"/>
-        </w:rPr>
-        <w:t xml:space="preserve">years of age, Filipino was a </w:t>
-      </w:r>
-      <w:proofErr w:type="spellStart"/>
-      <w:r>
-        <w:rPr>
-          <w:rFonts w:ascii="Arial" w:hAnsi="Arial" w:cs="Arial"/>
-          <w:sz w:val="22"/>
-          <w:szCs w:val="22"/>
-        </w:rPr>
-        <w:t>bonifide</w:t>
-      </w:r>
-      <w:proofErr w:type="spellEnd"/>
-      <w:r>
-        <w:rPr>
-          <w:rFonts w:ascii="Arial" w:hAnsi="Arial" w:cs="Arial"/>
-          <w:sz w:val="22"/>
-          <w:szCs w:val="22"/>
-        </w:rPr>
-        <w:t xml:space="preserve"> resident of </w:t>
+        <w:t>{d</w:t>
+      </w:r>
+      <w:r>
+        <w:rPr>
+          <w:rFonts w:ascii="Arial" w:hAnsi="Arial" w:cs="Arial"/>
+          <w:b/>
+          <w:bCs/>
+          <w:sz w:val="22"/>
+          <w:szCs w:val="22"/>
+          <w:u w:val="single"/>
+        </w:rPr>
+        <w:t>eceased</w:t>
+      </w:r>
+      <w:r>
+        <w:rPr>
+          <w:rFonts w:ascii="Arial" w:hAnsi="Arial" w:cs="Arial"/>
+          <w:b/>
+          <w:bCs/>
+          <w:sz w:val="22"/>
+          <w:szCs w:val="22"/>
+          <w:u w:val="single"/>
+        </w:rPr>
+        <w:t>_n</w:t>
+      </w:r>
+      <w:r>
+        <w:rPr>
+          <w:rFonts w:ascii="Arial" w:hAnsi="Arial" w:cs="Arial"/>
+          <w:b/>
+          <w:bCs/>
+          <w:sz w:val="22"/>
+          <w:szCs w:val="22"/>
+          <w:u w:val="single"/>
+        </w:rPr>
+        <w:t>ame</w:t>
+      </w:r>
+      <w:r>
+        <w:rPr>
+          <w:rFonts w:ascii="Arial" w:hAnsi="Arial" w:cs="Arial"/>
+          <w:b/>
+          <w:bCs/>
+          <w:sz w:val="22"/>
+          <w:szCs w:val="22"/>
+          <w:u w:val="single"/>
+        </w:rPr>
+        <w:t>}</w:t>
+      </w:r>
+      <w:r>
+        <w:rPr>
+          <w:rFonts w:ascii="Arial" w:hAnsi="Arial" w:cs="Arial"/>
+          <w:b/>
+          <w:bCs/>
+          <w:sz w:val="22"/>
+          <w:szCs w:val="22"/>
+          <w:u w:val="single"/>
+        </w:rPr>
+        <w:t xml:space="preserve"> ,</w:t>
+      </w:r>
+      <w:r>
+        <w:rPr>
+          <w:rFonts w:ascii="Arial" w:hAnsi="Arial" w:cs="Arial"/>
+          <w:b/>
+          <w:bCs/>
+          <w:sz w:val="22"/>
+          <w:szCs w:val="22"/>
+          <w:u w:val="single"/>
+        </w:rPr>
+        <w:t xml:space="preserve"> {age_at_death}</w:t>
+      </w:r>
+      <w:r>
+        <w:rPr>
+          <w:rFonts w:ascii="Arial" w:hAnsi="Arial" w:cs="Arial"/>
+          <w:b/>
+          <w:bCs/>
+          <w:sz w:val="22"/>
+          <w:szCs w:val="22"/>
+          <w:u w:val="single"/>
+        </w:rPr>
+        <w:t xml:space="preserve"> </w:t>
+      </w:r>
+      <w:r>
+        <w:rPr>
+          <w:rFonts w:ascii="Arial" w:hAnsi="Arial" w:cs="Arial"/>
+          <w:sz w:val="22"/>
+          <w:szCs w:val="22"/>
+        </w:rPr>
+        <w:t xml:space="preserve">years of age, Filipino was a bonifide resident of </w:t>
       </w:r>
       <w:r>
         <w:rPr>
@@ -479,7 +514,6 @@
           <w:bCs/>
           <w:sz w:val="22"/>
           <w:szCs w:val="22"/>
-          <w:u w:val="single"/>
         </w:rPr>
         <w:t xml:space="preserve"> </w:t>
       </w:r>
@@ -500,31 +534,18 @@
           <w:szCs w:val="22"/>
           <w:u w:val="single"/>
         </w:rPr>
-        <w:t xml:space="preserve">PUROK 5 BRGY. GUIN- </w:t>
-      </w:r>
-      <w:proofErr w:type="gramStart"/>
-      <w:r>
-        <w:rPr>
-          <w:rFonts w:ascii="Arial" w:hAnsi="Arial" w:cs="Arial"/>
-          <w:b/>
-          <w:bCs/>
-          <w:sz w:val="22"/>
-          <w:szCs w:val="22"/>
-          <w:u w:val="single"/>
-        </w:rPr>
-        <w:t>ON  CALBAYOG</w:t>
-      </w:r>
-      <w:proofErr w:type="gramEnd"/>
-      <w:r>
-        <w:rPr>
-          <w:rFonts w:ascii="Arial" w:hAnsi="Arial" w:cs="Arial"/>
-          <w:b/>
-          <w:bCs/>
-          <w:sz w:val="22"/>
-          <w:szCs w:val="22"/>
-          <w:u w:val="single"/>
-        </w:rPr>
-        <w:t xml:space="preserve"> CITY.</w:t>
+        <w:t>{place_of_death}</w:t>
+      </w:r>
+      <w:r>
+        <w:rPr>
+          <w:rFonts w:ascii="Arial" w:hAnsi="Arial" w:cs="Arial"/>
+          <w:b/>
+          <w:bCs/>
+          <w:sz w:val="22"/>
+          <w:szCs w:val="22"/>
+          <w:u w:val="single"/>
+        </w:rPr>
+        <w:t>.</w:t>
       </w:r>
     </w:p>
     <w:p>
@@ -563,36 +584,36 @@
           <w:szCs w:val="22"/>
         </w:rPr>
         <w:tab/>
-        <w:t xml:space="preserve">This </w:t>
-      </w:r>
-      <w:proofErr w:type="spellStart"/>
-      <w:r>
-        <w:rPr>
-          <w:rFonts w:ascii="Arial" w:hAnsi="Arial" w:cs="Arial"/>
-          <w:sz w:val="22"/>
-          <w:szCs w:val="22"/>
-        </w:rPr>
-        <w:t>certificatiom</w:t>
-      </w:r>
-      <w:proofErr w:type="spellEnd"/>
-      <w:r>
-        <w:rPr>
-          <w:rFonts w:ascii="Arial" w:hAnsi="Arial" w:cs="Arial"/>
-          <w:sz w:val="22"/>
-          <w:szCs w:val="22"/>
-        </w:rPr>
-        <w:t xml:space="preserve"> is issued upon the request of</w:t>
-      </w:r>
-      <w:r>
-        <w:rPr>
-          <w:rFonts w:ascii="Arial" w:hAnsi="Arial" w:cs="Arial"/>
-          <w:b/>
-          <w:bCs/>
-          <w:sz w:val="22"/>
-          <w:szCs w:val="22"/>
-          <w:u w:val="single"/>
-        </w:rPr>
-        <w:t xml:space="preserve"> ISAGANI ROJAS CANETE</w:t>
+        <w:t xml:space="preserve">This certificatiom is issued upon the request </w:t>
+      </w:r>
+      <w:r>
+        <w:rPr>
+          <w:rFonts w:ascii="Arial" w:hAnsi="Arial" w:cs="Arial"/>
+          <w:sz w:val="22"/>
+          <w:szCs w:val="22"/>
+        </w:rPr>
+        <w:t>of</w:t>
+      </w:r>
+      <w:r>
+        <w:rPr>
+          <w:rFonts w:ascii="Arial" w:hAnsi="Arial" w:cs="Arial"/>
+          <w:b/>
+          <w:bCs/>
+          <w:sz w:val="22"/>
+          <w:szCs w:val="22"/>
+        </w:rPr>
+        <w:t xml:space="preserve"> </w:t>
+      </w:r>
+      <w:r>
+        <w:rPr>
+          <w:rFonts w:ascii="Arial" w:hAnsi="Arial" w:cs="Arial"/>
+          <w:b/>
+          <w:bCs/>
+          <w:sz w:val="22"/>
+          <w:szCs w:val="22"/>
+          <w:u w:val="single"/>
+        </w:rPr>
+        <w:t>{fullname}</w:t>
       </w:r>
       <w:r>
         <w:rPr>
@@ -647,19 +668,7 @@
           <w:szCs w:val="22"/>
           <w:u w:val="single"/>
         </w:rPr>
-        <w:t>14</w:t>
-      </w:r>
-      <w:r>
-        <w:rPr>
-          <w:rFonts w:ascii="Arial" w:hAnsi="Arial" w:cs="Arial"/>
-          <w:b/>
-          <w:bCs/>
-          <w:sz w:val="22"/>
-          <w:szCs w:val="22"/>
-          <w:u w:val="single"/>
-          <w:vertAlign w:val="superscript"/>
-        </w:rPr>
-        <w:t>th</w:t>
+        <w:t>{this_day}</w:t>
       </w:r>
       <w:r>
         <w:rPr>
@@ -669,29 +678,49 @@
         </w:rPr>
         <w:t xml:space="preserve"> day of </w:t>
       </w:r>
-      <w:proofErr w:type="gramStart"/>
-      <w:r>
-        <w:rPr>
-          <w:rFonts w:ascii="Arial" w:hAnsi="Arial" w:cs="Arial"/>
-          <w:b/>
-          <w:bCs/>
-          <w:sz w:val="22"/>
-          <w:szCs w:val="22"/>
-          <w:u w:val="single"/>
-        </w:rPr>
-        <w:t>MAY,</w:t>
-      </w:r>
-      <w:proofErr w:type="gramEnd"/>
-      <w:r>
-        <w:rPr>
-          <w:rFonts w:ascii="Arial" w:hAnsi="Arial" w:cs="Arial"/>
-          <w:b/>
-          <w:bCs/>
-          <w:sz w:val="22"/>
-          <w:szCs w:val="22"/>
-          <w:u w:val="single"/>
-        </w:rPr>
-        <w:t xml:space="preserve"> 2025 </w:t>
+      <w:r>
+        <w:rPr>
+          <w:rFonts w:ascii="Arial" w:hAnsi="Arial" w:cs="Arial"/>
+          <w:b/>
+          <w:bCs/>
+          <w:sz w:val="22"/>
+          <w:szCs w:val="22"/>
+          <w:u w:val="single"/>
+        </w:rPr>
+        <w:t>{month}</w:t>
+      </w:r>
+      <w:r>
+        <w:rPr>
+          <w:rFonts w:ascii="Arial" w:hAnsi="Arial" w:cs="Arial"/>
+          <w:b/>
+          <w:bCs/>
+          <w:sz w:val="22"/>
+          <w:szCs w:val="22"/>
+          <w:u w:val="single"/>
+        </w:rPr>
+        <w:t xml:space="preserve">, </w:t>
+      </w:r>
+      <w:r>
+        <w:rPr>
+          <w:rFonts w:ascii="Arial" w:hAnsi="Arial" w:cs="Arial"/>
+          <w:b/>
+          <w:bCs/>
+          <w:sz w:val="22"/>
+          <w:szCs w:val="22"/>
+          <w:u w:val="single"/>
+        </w:rPr>
+        <w:t>{year}</w:t>
+      </w:r>
+      <w:r>
+        <w:rPr>
+          <w:rFonts w:ascii="Arial" w:hAnsi="Arial" w:cs="Arial"/>
+          <w:b/>
+          <w:bCs/>
+          <w:sz w:val="22"/>
+          <w:szCs w:val="22"/>
+          <w:u w:val="single"/>
+        </w:rPr>
+        <w:t xml:space="preserve"> </w:t>
       </w:r>
       <w:r>
         <w:rPr>
@@ -1324,7 +1353,6 @@
   <w:style w:type="character" w:default="1" w:styleId="DefaultParagraphFont">
     <w:name w:val="Default Paragraph Font"/>
     <w:uiPriority w:val="1"/>
-    <w:semiHidden/>
     <w:unhideWhenUsed/>
   </w:style>
   <w:style w:type="table" w:default="1" w:styleId="TableNormal">

--- a/public/files/CERTIFICATION-OF-DEATH.docx
+++ b/public/files/CERTIFICATION-OF-DEATH.docx
@@ -248,7 +248,7 @@
           </mc:Choice>
           <mc:Fallback>
             <w:pict>
-              <v:line w14:anchorId="4D6466B4" id="Straight Connector 3" o:spid="_x0000_s1026" style="position:absolute;z-index:251640320;visibility:visible;mso-wrap-style:square;mso-wrap-distance-left:9pt;mso-wrap-distance-top:0;mso-wrap-distance-right:9pt;mso-wrap-distance-bottom:0;mso-position-horizontal:absolute;mso-position-horizontal-relative:text;mso-position-vertical:absolute;mso-position-vertical-relative:text" from="-86.7pt,4.8pt" to="508.05pt,4.8pt" o:gfxdata="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" strokecolor="black [3213]" strokeweight="1.5pt">
+              <v:line w14:anchorId="51091BD4" id="Straight Connector 3" o:spid="_x0000_s1026" style="position:absolute;z-index:251640320;visibility:visible;mso-wrap-style:square;mso-wrap-distance-left:9pt;mso-wrap-distance-top:0;mso-wrap-distance-right:9pt;mso-wrap-distance-bottom:0;mso-position-horizontal:absolute;mso-position-horizontal-relative:text;mso-position-vertical:absolute;mso-position-vertical-relative:text" from="-86.7pt,4.8pt" to="508.05pt,4.8pt" o:gfxdata="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" strokecolor="black [3213]" strokeweight="1.5pt">
                 <v:stroke joinstyle="miter"/>
               </v:line>
             </w:pict>
@@ -497,7 +497,18 @@
           <w:szCs w:val="22"/>
           <w:u w:val="single"/>
         </w:rPr>
-        <w:t>Purok 5, Brgy. Guin- on, Calbayog City</w:t>
+        <w:t>{deceased_address}</w:t>
+      </w:r>
+      <w:r>
+        <w:rPr>
+          <w:rFonts w:ascii="Arial" w:hAnsi="Arial" w:cs="Arial"/>
+          <w:b/>
+          <w:bCs/>
+          <w:sz w:val="22"/>
+          <w:szCs w:val="22"/>
+          <w:u w:val="single"/>
+        </w:rPr>
+        <w:t>, Brgy. Guin- on, Calbayog City</w:t>
       </w:r>
       <w:r>
         <w:rPr>
@@ -1353,6 +1364,7 @@
   <w:style w:type="character" w:default="1" w:styleId="DefaultParagraphFont">
     <w:name w:val="Default Paragraph Font"/>
     <w:uiPriority w:val="1"/>
+    <w:semiHidden/>
     <w:unhideWhenUsed/>
   </w:style>
   <w:style w:type="table" w:default="1" w:styleId="TableNormal">

--- a/public/files/CERTIFICATION-OF-DEATH.docx
+++ b/public/files/CERTIFICATION-OF-DEATH.docx
@@ -248,7 +248,7 @@
           </mc:Choice>
           <mc:Fallback>
             <w:pict>
-              <v:line w14:anchorId="51091BD4" id="Straight Connector 3" o:spid="_x0000_s1026" style="position:absolute;z-index:251640320;visibility:visible;mso-wrap-style:square;mso-wrap-distance-left:9pt;mso-wrap-distance-top:0;mso-wrap-distance-right:9pt;mso-wrap-distance-bottom:0;mso-position-horizontal:absolute;mso-position-horizontal-relative:text;mso-position-vertical:absolute;mso-position-vertical-relative:text" from="-86.7pt,4.8pt" to="508.05pt,4.8pt" o:gfxdata="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" strokecolor="black [3213]" strokeweight="1.5pt">
+              <v:line w14:anchorId="2347E27E" id="Straight Connector 3" o:spid="_x0000_s1026" style="position:absolute;z-index:251640320;visibility:visible;mso-wrap-style:square;mso-wrap-distance-left:9pt;mso-wrap-distance-top:0;mso-wrap-distance-right:9pt;mso-wrap-distance-bottom:0;mso-position-horizontal:absolute;mso-position-horizontal-relative:text;mso-position-vertical:absolute;mso-position-vertical-relative:text" from="-86.7pt,4.8pt" to="508.05pt,4.8pt" o:gfxdata="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" strokecolor="black [3213]" strokeweight="1.5pt">
                 <v:stroke joinstyle="miter"/>
               </v:line>
             </w:pict>
@@ -974,7 +974,7 @@
           <w:noProof/>
         </w:rPr>
         <w:drawing>
-          <wp:anchor distT="0" distB="0" distL="114300" distR="114300" simplePos="0" relativeHeight="251660800" behindDoc="1" locked="0" layoutInCell="1" allowOverlap="1" wp14:anchorId="528428F9" wp14:editId="3137BCD8">
+          <wp:anchor distT="0" distB="0" distL="114300" distR="114300" simplePos="0" relativeHeight="251660800" behindDoc="1" locked="0" layoutInCell="1" allowOverlap="1" wp14:anchorId="528428F9" wp14:editId="71AB5675">
             <wp:simplePos x="0" y="0"/>
             <wp:positionH relativeFrom="margin">
               <wp:posOffset>5016500</wp:posOffset>
@@ -985,7 +985,7 @@
             <wp:extent cx="1062395" cy="1062395"/>
             <wp:effectExtent l="0" t="0" r="0" b="0"/>
             <wp:wrapNone/>
-            <wp:docPr id="1117202640" name="Picture 46"/>
+            <wp:docPr id="1117202640" name="Picture 46" descr="{qr}"/>
             <wp:cNvGraphicFramePr>
               <a:graphicFrameLocks xmlns:a="http://schemas.openxmlformats.org/drawingml/2006/main" noChangeAspect="1"/>
             </wp:cNvGraphicFramePr>
@@ -993,7 +993,7 @@
               <a:graphicData uri="http://schemas.openxmlformats.org/drawingml/2006/picture">
                 <pic:pic xmlns:pic="http://schemas.openxmlformats.org/drawingml/2006/picture">
                   <pic:nvPicPr>
-                    <pic:cNvPr id="1117202640" name="Picture 1117202640"/>
+                    <pic:cNvPr id="1117202640" name="Picture 46" descr="{qr}"/>
                     <pic:cNvPicPr/>
                   </pic:nvPicPr>
                   <pic:blipFill>
